--- a/uploads/Proposta/PropostaATENDIMENTO CAM_MARMOMAC _.docx
+++ b/uploads/Proposta/PropostaATENDIMENTO CAM_MARMOMAC _.docx
@@ -1551,7 +1551,7 @@
           <w:i/>
           <w:iCs/>
         </w:rPr>
-        <w:t xml:space="preserve">02/02/2026</w:t>
+        <w:t xml:space="preserve">28/09/2026</w:t>
       </w:r>
     </w:p>
     <w:p>
